--- a/docs/面向对象程序与设计/我们的实际写作/2024级-软件工程-5班第7组_评分表_电子图片管理程序.docx
+++ b/docs/面向对象程序与设计/我们的实际写作/2024级-软件工程-5班第7组_评分表_电子图片管理程序.docx
@@ -1173,6 +1173,17 @@
                 <w:b w:val="0"/>
                 <w:sz w:val="18"/>
               </w:rPr>
+              <w:t>AI识别安全控制：完成，单批上限可调且按N(max)显示、可停止扫描、可统计并清理数据库AI标签。</w:t>
+            </w:r>
+            <w:r>
+              <w:br/>
+            </w:r>
+            <w:r>
+              <w:rPr>
+                <w:rFonts w:ascii="宋体" w:hAnsi="宋体" w:eastAsia="宋体"/>
+                <w:b w:val="0"/>
+                <w:sz w:val="18"/>
+              </w:rPr>
               <w:t>程序代码质量（主要考查程序结构、代码质量、运行效率等）：优秀。</w:t>
             </w:r>
             <w:r>
@@ -1184,7 +1195,7 @@
                 <w:b w:val="0"/>
                 <w:sz w:val="18"/>
               </w:rPr>
-              <w:t>评语：系统采用 JavaFX + PostgreSQL 分层设计，基础采分点覆盖完整，并实现图片编辑版本历史、幻灯片音乐、主题设置、运行配置和可运行 JAR 打包。</w:t>
+              <w:t>评语：系统采用 JavaFX + PostgreSQL 分层设计，基础采分点覆盖完整，并实现图片编辑版本历史、幻灯片音乐、主题设置、AI识别配置、安全扫描控制和可运行 JAR 打包。</w:t>
             </w:r>
           </w:p>
         </w:tc>

--- a/docs/面向对象程序与设计/我们的实际写作/2024级-软件工程-5班第7组_评分表_电子图片管理程序.docx
+++ b/docs/面向对象程序与设计/我们的实际写作/2024级-软件工程-5班第7组_评分表_电子图片管理程序.docx
@@ -1173,6 +1173,28 @@
                 <w:b w:val="0"/>
                 <w:sz w:val="18"/>
               </w:rPr>
+              <w:t>数据库连接与初始化向导：完成；未安装 PostgreSQL 时主界面可离线浏览，并显示数据库未连接。</w:t>
+            </w:r>
+            <w:r>
+              <w:br/>
+            </w:r>
+            <w:r>
+              <w:rPr>
+                <w:rFonts w:ascii="宋体" w:hAnsi="宋体" w:eastAsia="宋体"/>
+                <w:b w:val="0"/>
+                <w:sz w:val="18"/>
+              </w:rPr>
+              <w:t>内置 schema.sql 一键初始化：完成；JAR 内包含 SQL 脚本，可应用内检测连接、创建数据库和建表。</w:t>
+            </w:r>
+            <w:r>
+              <w:br/>
+            </w:r>
+            <w:r>
+              <w:rPr>
+                <w:rFonts w:ascii="宋体" w:hAnsi="宋体" w:eastAsia="宋体"/>
+                <w:b w:val="0"/>
+                <w:sz w:val="18"/>
+              </w:rPr>
               <w:t>AI识别安全控制：完成，单批上限可调且按N(max)显示、可停止扫描、可统计并清理数据库AI标签。</w:t>
             </w:r>
             <w:r>
@@ -1184,6 +1206,17 @@
                 <w:b w:val="0"/>
                 <w:sz w:val="18"/>
               </w:rPr>
+              <w:t>手动补打AI标签：完成；设置窗口单实例保护：完成。</w:t>
+            </w:r>
+            <w:r>
+              <w:br/>
+            </w:r>
+            <w:r>
+              <w:rPr>
+                <w:rFonts w:ascii="宋体" w:hAnsi="宋体" w:eastAsia="宋体"/>
+                <w:b w:val="0"/>
+                <w:sz w:val="18"/>
+              </w:rPr>
               <w:t>程序代码质量（主要考查程序结构、代码质量、运行效率等）：优秀。</w:t>
             </w:r>
             <w:r>
@@ -1195,7 +1228,7 @@
                 <w:b w:val="0"/>
                 <w:sz w:val="18"/>
               </w:rPr>
-              <w:t>评语：系统采用 JavaFX + PostgreSQL 分层设计，基础采分点覆盖完整，并实现图片编辑版本历史、幻灯片音乐、主题设置、AI识别配置、安全扫描控制和可运行 JAR 打包。</w:t>
+              <w:t>评语：系统采用 JavaFX + PostgreSQL 分层设计，基础采分点覆盖完整，并实现图片编辑版本历史、幻灯片音乐、主题设置、数据库自检向导、离线浏览降级、AI识别补打、安全扫描控制和可运行 JAR 打包。</w:t>
             </w:r>
           </w:p>
         </w:tc>
